--- a/lessons/3-1/downloads/reveal/teacher/3.1-exit-tickets.docx
+++ b/lessons/3-1/downloads/reveal/teacher/3.1-exit-tickets.docx
@@ -4,6 +4,7 @@
   <w:body>
     <w:p>
       <w:pPr>
+        <w:pStyle w:val="Heading1"/>
         <w:tabs>
           <w:tab w:val="left" w:pos="5200"/>
           <w:tab w:val="right" w:leader="underscore" w:pos="9504"/>
@@ -34,7 +35,7 @@
         <w:rPr>
           <w:rFonts w:ascii="Avenir Next" w:hAnsi="Avenir Next" w:cs="Avenir Next" w:eastAsia="Avenir Next"/>
           <w:color w:val="1A1A1A"/>
-          <w:sz w:val="18"/>
+          <w:sz w:val="22"/>
           <w:szCs w:val="18"/>
         </w:rPr>
         <w:t xml:space="preserve">Name</w:t>
@@ -119,25 +120,25 @@
                 <w:rFonts w:ascii="Avenir Next" w:hAnsi="Avenir Next" w:cs="Avenir Next" w:eastAsia="Avenir Next"/>
                 <w:b/>
                 <w:color w:val="1A1A1A"/>
+                <w:sz w:val="22"/>
+                <w:szCs w:val="20"/>
+              </w:rPr>
+              <w:t xml:space="preserve">1.</w:t>
+            </w:r>
+            <w:r>
+              <w:rPr>
+                <w:rFonts w:ascii="Avenir Next" w:hAnsi="Avenir Next" w:cs="Avenir Next" w:eastAsia="Avenir Next"/>
+                <w:color w:val="1A1A1A"/>
                 <w:sz w:val="20"/>
                 <w:szCs w:val="20"/>
               </w:rPr>
-              <w:t xml:space="preserve">1.</w:t>
-            </w:r>
-            <w:r>
-              <w:rPr>
-                <w:rFonts w:ascii="Avenir Next" w:hAnsi="Avenir Next" w:cs="Avenir Next" w:eastAsia="Avenir Next"/>
-                <w:color w:val="1A1A1A"/>
-                <w:sz w:val="20"/>
-                <w:szCs w:val="20"/>
-              </w:rPr>
               <w:tab/>
             </w:r>
             <w:r>
               <w:rPr>
                 <w:rFonts w:ascii="Avenir Next" w:hAnsi="Avenir Next" w:cs="Avenir Next" w:eastAsia="Avenir Next"/>
                 <w:color w:val="1A1A1A"/>
-                <w:sz w:val="20"/>
+                <w:sz w:val="22"/>
                 <w:szCs w:val="20"/>
               </w:rPr>
               <w:t xml:space="preserve">A snack bag has 6 pretzels and 9 crackers. Write each ratio in simplest form.</w:t>
@@ -192,25 +193,25 @@
                       <w:rFonts w:ascii="Avenir Next" w:hAnsi="Avenir Next" w:cs="Avenir Next" w:eastAsia="Avenir Next"/>
                       <w:b/>
                       <w:color w:val="003A70"/>
+                      <w:sz w:val="22"/>
+                      <w:szCs w:val="20"/>
+                    </w:rPr>
+                    <w:t xml:space="preserve">a.</w:t>
+                  </w:r>
+                  <w:r>
+                    <w:rPr>
+                      <w:rFonts w:ascii="Avenir Next" w:hAnsi="Avenir Next" w:cs="Avenir Next" w:eastAsia="Avenir Next"/>
+                      <w:color w:val="1A1A1A"/>
                       <w:sz w:val="20"/>
                       <w:szCs w:val="20"/>
                     </w:rPr>
-                    <w:t xml:space="preserve">a.</w:t>
-                  </w:r>
-                  <w:r>
-                    <w:rPr>
-                      <w:rFonts w:ascii="Avenir Next" w:hAnsi="Avenir Next" w:cs="Avenir Next" w:eastAsia="Avenir Next"/>
-                      <w:color w:val="1A1A1A"/>
-                      <w:sz w:val="20"/>
-                      <w:szCs w:val="20"/>
-                    </w:rPr>
                     <w:tab/>
                   </w:r>
                   <w:r>
                     <w:rPr>
                       <w:rFonts w:ascii="Avenir Next" w:hAnsi="Avenir Next" w:cs="Avenir Next" w:eastAsia="Avenir Next"/>
                       <w:color w:val="1A1A1A"/>
-                      <w:sz w:val="20"/>
+                      <w:sz w:val="22"/>
                       <w:szCs w:val="20"/>
                     </w:rPr>
                     <w:t xml:space="preserve">pretzels to crackers</w:t>
@@ -254,25 +255,25 @@
                       <w:rFonts w:ascii="Avenir Next" w:hAnsi="Avenir Next" w:cs="Avenir Next" w:eastAsia="Avenir Next"/>
                       <w:b/>
                       <w:color w:val="003A70"/>
+                      <w:sz w:val="22"/>
+                      <w:szCs w:val="20"/>
+                    </w:rPr>
+                    <w:t xml:space="preserve">b.</w:t>
+                  </w:r>
+                  <w:r>
+                    <w:rPr>
+                      <w:rFonts w:ascii="Avenir Next" w:hAnsi="Avenir Next" w:cs="Avenir Next" w:eastAsia="Avenir Next"/>
+                      <w:color w:val="1A1A1A"/>
                       <w:sz w:val="20"/>
                       <w:szCs w:val="20"/>
                     </w:rPr>
-                    <w:t xml:space="preserve">b.</w:t>
-                  </w:r>
-                  <w:r>
-                    <w:rPr>
-                      <w:rFonts w:ascii="Avenir Next" w:hAnsi="Avenir Next" w:cs="Avenir Next" w:eastAsia="Avenir Next"/>
-                      <w:color w:val="1A1A1A"/>
-                      <w:sz w:val="20"/>
-                      <w:szCs w:val="20"/>
-                    </w:rPr>
                     <w:tab/>
                   </w:r>
                   <w:r>
                     <w:rPr>
                       <w:rFonts w:ascii="Avenir Next" w:hAnsi="Avenir Next" w:cs="Avenir Next" w:eastAsia="Avenir Next"/>
                       <w:color w:val="1A1A1A"/>
-                      <w:sz w:val="20"/>
+                      <w:sz w:val="22"/>
                       <w:szCs w:val="20"/>
                     </w:rPr>
                     <w:t xml:space="preserve">crackers to all snacks</w:t>
@@ -365,25 +366,25 @@
                 <w:rFonts w:ascii="Avenir Next" w:hAnsi="Avenir Next" w:cs="Avenir Next" w:eastAsia="Avenir Next"/>
                 <w:b/>
                 <w:color w:val="1A1A1A"/>
+                <w:sz w:val="22"/>
+                <w:szCs w:val="20"/>
+              </w:rPr>
+              <w:t xml:space="preserve">2.</w:t>
+            </w:r>
+            <w:r>
+              <w:rPr>
+                <w:rFonts w:ascii="Avenir Next" w:hAnsi="Avenir Next" w:cs="Avenir Next" w:eastAsia="Avenir Next"/>
+                <w:color w:val="1A1A1A"/>
                 <w:sz w:val="20"/>
                 <w:szCs w:val="20"/>
               </w:rPr>
-              <w:t xml:space="preserve">2.</w:t>
-            </w:r>
-            <w:r>
-              <w:rPr>
-                <w:rFonts w:ascii="Avenir Next" w:hAnsi="Avenir Next" w:cs="Avenir Next" w:eastAsia="Avenir Next"/>
-                <w:color w:val="1A1A1A"/>
-                <w:sz w:val="20"/>
-                <w:szCs w:val="20"/>
-              </w:rPr>
               <w:tab/>
             </w:r>
             <w:r>
               <w:rPr>
                 <w:rFonts w:ascii="Avenir Next" w:hAnsi="Avenir Next" w:cs="Avenir Next" w:eastAsia="Avenir Next"/>
                 <w:color w:val="1A1A1A"/>
-                <w:sz w:val="20"/>
+                <w:sz w:val="22"/>
                 <w:szCs w:val="20"/>
               </w:rPr>
               <w:t xml:space="preserve">A class has 12 girls and 8 boys. Write the ratio of boys to all students in simplest form.</w:t>
@@ -460,7 +461,7 @@
                 <w:rFonts w:ascii="Avenir Next" w:hAnsi="Avenir Next" w:cs="Avenir Next" w:eastAsia="Avenir Next"/>
                 <w:b/>
                 <w:color w:val="1A1A1A"/>
-                <w:sz w:val="18"/>
+                <w:sz w:val="22"/>
                 <w:szCs w:val="18"/>
               </w:rPr>
               <w:t xml:space="preserve">Ratio</w:t>
@@ -535,25 +536,25 @@
                 <w:rFonts w:ascii="Avenir Next" w:hAnsi="Avenir Next" w:cs="Avenir Next" w:eastAsia="Avenir Next"/>
                 <w:b/>
                 <w:color w:val="1A1A1A"/>
+                <w:sz w:val="22"/>
+                <w:szCs w:val="20"/>
+              </w:rPr>
+              <w:t xml:space="preserve">3.</w:t>
+            </w:r>
+            <w:r>
+              <w:rPr>
+                <w:rFonts w:ascii="Avenir Next" w:hAnsi="Avenir Next" w:cs="Avenir Next" w:eastAsia="Avenir Next"/>
+                <w:color w:val="1A1A1A"/>
                 <w:sz w:val="20"/>
                 <w:szCs w:val="20"/>
               </w:rPr>
-              <w:t xml:space="preserve">3.</w:t>
-            </w:r>
-            <w:r>
-              <w:rPr>
-                <w:rFonts w:ascii="Avenir Next" w:hAnsi="Avenir Next" w:cs="Avenir Next" w:eastAsia="Avenir Next"/>
-                <w:color w:val="1A1A1A"/>
-                <w:sz w:val="20"/>
-                <w:szCs w:val="20"/>
-              </w:rPr>
               <w:tab/>
             </w:r>
             <w:r>
               <w:rPr>
                 <w:rFonts w:ascii="Avenir Next" w:hAnsi="Avenir Next" w:cs="Avenir Next" w:eastAsia="Avenir Next"/>
                 <w:color w:val="1A1A1A"/>
-                <w:sz w:val="20"/>
+                <w:sz w:val="22"/>
                 <w:szCs w:val="20"/>
               </w:rPr>
               <w:t xml:space="preserve">Which ratio is equivalent to 4 : 10?</w:t>
@@ -609,25 +610,25 @@
                       <w:rFonts w:ascii="Avenir Next" w:hAnsi="Avenir Next" w:cs="Avenir Next" w:eastAsia="Avenir Next"/>
                       <w:b/>
                       <w:color w:val="003A70"/>
+                      <w:sz w:val="22"/>
+                      <w:szCs w:val="19"/>
+                    </w:rPr>
+                    <w:t xml:space="preserve">A</w:t>
+                  </w:r>
+                  <w:r>
+                    <w:rPr>
+                      <w:rFonts w:ascii="Avenir Next" w:hAnsi="Avenir Next" w:cs="Avenir Next" w:eastAsia="Avenir Next"/>
+                      <w:color w:val="1A1A1A"/>
                       <w:sz w:val="19"/>
                       <w:szCs w:val="19"/>
                     </w:rPr>
-                    <w:t xml:space="preserve">A</w:t>
-                  </w:r>
-                  <w:r>
-                    <w:rPr>
-                      <w:rFonts w:ascii="Avenir Next" w:hAnsi="Avenir Next" w:cs="Avenir Next" w:eastAsia="Avenir Next"/>
-                      <w:color w:val="1A1A1A"/>
-                      <w:sz w:val="19"/>
-                      <w:szCs w:val="19"/>
-                    </w:rPr>
                     <w:tab/>
                   </w:r>
                   <w:r>
                     <w:rPr>
                       <w:rFonts w:ascii="Avenir Next" w:hAnsi="Avenir Next" w:cs="Avenir Next" w:eastAsia="Avenir Next"/>
                       <w:color w:val="1A1A1A"/>
-                      <w:sz w:val="19"/>
+                      <w:sz w:val="22"/>
                       <w:szCs w:val="19"/>
                     </w:rPr>
                     <w:t xml:space="preserve">2 : 5</w:t>
@@ -652,25 +653,25 @@
                       <w:rFonts w:ascii="Avenir Next" w:hAnsi="Avenir Next" w:cs="Avenir Next" w:eastAsia="Avenir Next"/>
                       <w:b/>
                       <w:color w:val="003A70"/>
+                      <w:sz w:val="22"/>
+                      <w:szCs w:val="19"/>
+                    </w:rPr>
+                    <w:t xml:space="preserve">B</w:t>
+                  </w:r>
+                  <w:r>
+                    <w:rPr>
+                      <w:rFonts w:ascii="Avenir Next" w:hAnsi="Avenir Next" w:cs="Avenir Next" w:eastAsia="Avenir Next"/>
+                      <w:color w:val="1A1A1A"/>
                       <w:sz w:val="19"/>
                       <w:szCs w:val="19"/>
                     </w:rPr>
-                    <w:t xml:space="preserve">B</w:t>
-                  </w:r>
-                  <w:r>
-                    <w:rPr>
-                      <w:rFonts w:ascii="Avenir Next" w:hAnsi="Avenir Next" w:cs="Avenir Next" w:eastAsia="Avenir Next"/>
-                      <w:color w:val="1A1A1A"/>
-                      <w:sz w:val="19"/>
-                      <w:szCs w:val="19"/>
-                    </w:rPr>
                     <w:tab/>
                   </w:r>
                   <w:r>
                     <w:rPr>
                       <w:rFonts w:ascii="Avenir Next" w:hAnsi="Avenir Next" w:cs="Avenir Next" w:eastAsia="Avenir Next"/>
                       <w:color w:val="1A1A1A"/>
-                      <w:sz w:val="19"/>
+                      <w:sz w:val="22"/>
                       <w:szCs w:val="19"/>
                     </w:rPr>
                     <w:t xml:space="preserve">4 : 6</w:t>
@@ -695,25 +696,25 @@
                       <w:rFonts w:ascii="Avenir Next" w:hAnsi="Avenir Next" w:cs="Avenir Next" w:eastAsia="Avenir Next"/>
                       <w:b/>
                       <w:color w:val="003A70"/>
+                      <w:sz w:val="22"/>
+                      <w:szCs w:val="19"/>
+                    </w:rPr>
+                    <w:t xml:space="preserve">C</w:t>
+                  </w:r>
+                  <w:r>
+                    <w:rPr>
+                      <w:rFonts w:ascii="Avenir Next" w:hAnsi="Avenir Next" w:cs="Avenir Next" w:eastAsia="Avenir Next"/>
+                      <w:color w:val="1A1A1A"/>
                       <w:sz w:val="19"/>
                       <w:szCs w:val="19"/>
                     </w:rPr>
-                    <w:t xml:space="preserve">C</w:t>
-                  </w:r>
-                  <w:r>
-                    <w:rPr>
-                      <w:rFonts w:ascii="Avenir Next" w:hAnsi="Avenir Next" w:cs="Avenir Next" w:eastAsia="Avenir Next"/>
-                      <w:color w:val="1A1A1A"/>
-                      <w:sz w:val="19"/>
-                      <w:szCs w:val="19"/>
-                    </w:rPr>
                     <w:tab/>
                   </w:r>
                   <w:r>
                     <w:rPr>
                       <w:rFonts w:ascii="Avenir Next" w:hAnsi="Avenir Next" w:cs="Avenir Next" w:eastAsia="Avenir Next"/>
                       <w:color w:val="1A1A1A"/>
-                      <w:sz w:val="19"/>
+                      <w:sz w:val="22"/>
                       <w:szCs w:val="19"/>
                     </w:rPr>
                     <w:t xml:space="preserve">10 : 4</w:t>
@@ -738,25 +739,25 @@
                       <w:rFonts w:ascii="Avenir Next" w:hAnsi="Avenir Next" w:cs="Avenir Next" w:eastAsia="Avenir Next"/>
                       <w:b/>
                       <w:color w:val="003A70"/>
+                      <w:sz w:val="22"/>
+                      <w:szCs w:val="19"/>
+                    </w:rPr>
+                    <w:t xml:space="preserve">D</w:t>
+                  </w:r>
+                  <w:r>
+                    <w:rPr>
+                      <w:rFonts w:ascii="Avenir Next" w:hAnsi="Avenir Next" w:cs="Avenir Next" w:eastAsia="Avenir Next"/>
+                      <w:color w:val="1A1A1A"/>
                       <w:sz w:val="19"/>
                       <w:szCs w:val="19"/>
                     </w:rPr>
-                    <w:t xml:space="preserve">D</w:t>
-                  </w:r>
-                  <w:r>
-                    <w:rPr>
-                      <w:rFonts w:ascii="Avenir Next" w:hAnsi="Avenir Next" w:cs="Avenir Next" w:eastAsia="Avenir Next"/>
-                      <w:color w:val="1A1A1A"/>
-                      <w:sz w:val="19"/>
-                      <w:szCs w:val="19"/>
-                    </w:rPr>
                     <w:tab/>
                   </w:r>
                   <w:r>
                     <w:rPr>
                       <w:rFonts w:ascii="Avenir Next" w:hAnsi="Avenir Next" w:cs="Avenir Next" w:eastAsia="Avenir Next"/>
                       <w:color w:val="1A1A1A"/>
-                      <w:sz w:val="19"/>
+                      <w:sz w:val="22"/>
                       <w:szCs w:val="19"/>
                     </w:rPr>
                     <w:t xml:space="preserve">8 : 5</w:t>
@@ -806,7 +807,7 @@
         <w:rPr>
           <w:rFonts w:ascii="Avenir Next" w:hAnsi="Avenir Next" w:cs="Avenir Next" w:eastAsia="Avenir Next"/>
           <w:color w:val="1A1A1A"/>
-          <w:sz w:val="17"/>
+          <w:sz w:val="22"/>
           <w:szCs w:val="17"/>
         </w:rPr>
         <w:t xml:space="preserve">  I got it</w:t>
@@ -824,7 +825,7 @@
         <w:rPr>
           <w:rFonts w:ascii="Avenir Next" w:hAnsi="Avenir Next" w:cs="Avenir Next" w:eastAsia="Avenir Next"/>
           <w:color w:val="1A1A1A"/>
-          <w:sz w:val="17"/>
+          <w:sz w:val="22"/>
           <w:szCs w:val="17"/>
         </w:rPr>
         <w:t xml:space="preserve">  Almost</w:t>
@@ -842,7 +843,7 @@
         <w:rPr>
           <w:rFonts w:ascii="Avenir Next" w:hAnsi="Avenir Next" w:cs="Avenir Next" w:eastAsia="Avenir Next"/>
           <w:color w:val="1A1A1A"/>
-          <w:sz w:val="17"/>
+          <w:sz w:val="22"/>
           <w:szCs w:val="17"/>
         </w:rPr>
         <w:t xml:space="preserve">  I need help</w:t>
@@ -899,7 +900,7 @@
         <w:rPr>
           <w:rFonts w:ascii="Avenir Next" w:hAnsi="Avenir Next" w:cs="Avenir Next" w:eastAsia="Avenir Next"/>
           <w:color w:val="1A1A1A"/>
-          <w:sz w:val="18"/>
+          <w:sz w:val="22"/>
           <w:szCs w:val="18"/>
         </w:rPr>
         <w:t xml:space="preserve">Name</w:t>
@@ -984,25 +985,25 @@
                 <w:rFonts w:ascii="Avenir Next" w:hAnsi="Avenir Next" w:cs="Avenir Next" w:eastAsia="Avenir Next"/>
                 <w:b/>
                 <w:color w:val="1A1A1A"/>
+                <w:sz w:val="22"/>
+                <w:szCs w:val="20"/>
+              </w:rPr>
+              <w:t xml:space="preserve">1.</w:t>
+            </w:r>
+            <w:r>
+              <w:rPr>
+                <w:rFonts w:ascii="Avenir Next" w:hAnsi="Avenir Next" w:cs="Avenir Next" w:eastAsia="Avenir Next"/>
+                <w:color w:val="1A1A1A"/>
                 <w:sz w:val="20"/>
                 <w:szCs w:val="20"/>
               </w:rPr>
-              <w:t xml:space="preserve">1.</w:t>
-            </w:r>
-            <w:r>
-              <w:rPr>
-                <w:rFonts w:ascii="Avenir Next" w:hAnsi="Avenir Next" w:cs="Avenir Next" w:eastAsia="Avenir Next"/>
-                <w:color w:val="1A1A1A"/>
-                <w:sz w:val="20"/>
-                <w:szCs w:val="20"/>
-              </w:rPr>
               <w:tab/>
             </w:r>
             <w:r>
               <w:rPr>
                 <w:rFonts w:ascii="Avenir Next" w:hAnsi="Avenir Next" w:cs="Avenir Next" w:eastAsia="Avenir Next"/>
                 <w:color w:val="1A1A1A"/>
-                <w:sz w:val="20"/>
+                <w:sz w:val="22"/>
                 <w:szCs w:val="20"/>
               </w:rPr>
               <w:t xml:space="preserve">A snack bag has 6 pretzels and 9 crackers. Write each ratio in simplest form.</w:t>
@@ -1057,25 +1058,25 @@
                       <w:rFonts w:ascii="Avenir Next" w:hAnsi="Avenir Next" w:cs="Avenir Next" w:eastAsia="Avenir Next"/>
                       <w:b/>
                       <w:color w:val="003A70"/>
+                      <w:sz w:val="22"/>
+                      <w:szCs w:val="20"/>
+                    </w:rPr>
+                    <w:t xml:space="preserve">a.</w:t>
+                  </w:r>
+                  <w:r>
+                    <w:rPr>
+                      <w:rFonts w:ascii="Avenir Next" w:hAnsi="Avenir Next" w:cs="Avenir Next" w:eastAsia="Avenir Next"/>
+                      <w:color w:val="1A1A1A"/>
                       <w:sz w:val="20"/>
                       <w:szCs w:val="20"/>
                     </w:rPr>
-                    <w:t xml:space="preserve">a.</w:t>
-                  </w:r>
-                  <w:r>
-                    <w:rPr>
-                      <w:rFonts w:ascii="Avenir Next" w:hAnsi="Avenir Next" w:cs="Avenir Next" w:eastAsia="Avenir Next"/>
-                      <w:color w:val="1A1A1A"/>
-                      <w:sz w:val="20"/>
-                      <w:szCs w:val="20"/>
-                    </w:rPr>
                     <w:tab/>
                   </w:r>
                   <w:r>
                     <w:rPr>
                       <w:rFonts w:ascii="Avenir Next" w:hAnsi="Avenir Next" w:cs="Avenir Next" w:eastAsia="Avenir Next"/>
                       <w:color w:val="1A1A1A"/>
-                      <w:sz w:val="20"/>
+                      <w:sz w:val="22"/>
                       <w:szCs w:val="20"/>
                     </w:rPr>
                     <w:t xml:space="preserve">pretzels to crackers</w:t>
@@ -1119,25 +1120,25 @@
                       <w:rFonts w:ascii="Avenir Next" w:hAnsi="Avenir Next" w:cs="Avenir Next" w:eastAsia="Avenir Next"/>
                       <w:b/>
                       <w:color w:val="003A70"/>
+                      <w:sz w:val="22"/>
+                      <w:szCs w:val="20"/>
+                    </w:rPr>
+                    <w:t xml:space="preserve">b.</w:t>
+                  </w:r>
+                  <w:r>
+                    <w:rPr>
+                      <w:rFonts w:ascii="Avenir Next" w:hAnsi="Avenir Next" w:cs="Avenir Next" w:eastAsia="Avenir Next"/>
+                      <w:color w:val="1A1A1A"/>
                       <w:sz w:val="20"/>
                       <w:szCs w:val="20"/>
                     </w:rPr>
-                    <w:t xml:space="preserve">b.</w:t>
-                  </w:r>
-                  <w:r>
-                    <w:rPr>
-                      <w:rFonts w:ascii="Avenir Next" w:hAnsi="Avenir Next" w:cs="Avenir Next" w:eastAsia="Avenir Next"/>
-                      <w:color w:val="1A1A1A"/>
-                      <w:sz w:val="20"/>
-                      <w:szCs w:val="20"/>
-                    </w:rPr>
                     <w:tab/>
                   </w:r>
                   <w:r>
                     <w:rPr>
                       <w:rFonts w:ascii="Avenir Next" w:hAnsi="Avenir Next" w:cs="Avenir Next" w:eastAsia="Avenir Next"/>
                       <w:color w:val="1A1A1A"/>
-                      <w:sz w:val="20"/>
+                      <w:sz w:val="22"/>
                       <w:szCs w:val="20"/>
                     </w:rPr>
                     <w:t xml:space="preserve">crackers to all snacks</w:t>
@@ -1230,25 +1231,25 @@
                 <w:rFonts w:ascii="Avenir Next" w:hAnsi="Avenir Next" w:cs="Avenir Next" w:eastAsia="Avenir Next"/>
                 <w:b/>
                 <w:color w:val="1A1A1A"/>
+                <w:sz w:val="22"/>
+                <w:szCs w:val="20"/>
+              </w:rPr>
+              <w:t xml:space="preserve">2.</w:t>
+            </w:r>
+            <w:r>
+              <w:rPr>
+                <w:rFonts w:ascii="Avenir Next" w:hAnsi="Avenir Next" w:cs="Avenir Next" w:eastAsia="Avenir Next"/>
+                <w:color w:val="1A1A1A"/>
                 <w:sz w:val="20"/>
                 <w:szCs w:val="20"/>
               </w:rPr>
-              <w:t xml:space="preserve">2.</w:t>
-            </w:r>
-            <w:r>
-              <w:rPr>
-                <w:rFonts w:ascii="Avenir Next" w:hAnsi="Avenir Next" w:cs="Avenir Next" w:eastAsia="Avenir Next"/>
-                <w:color w:val="1A1A1A"/>
-                <w:sz w:val="20"/>
-                <w:szCs w:val="20"/>
-              </w:rPr>
               <w:tab/>
             </w:r>
             <w:r>
               <w:rPr>
                 <w:rFonts w:ascii="Avenir Next" w:hAnsi="Avenir Next" w:cs="Avenir Next" w:eastAsia="Avenir Next"/>
                 <w:color w:val="1A1A1A"/>
-                <w:sz w:val="20"/>
+                <w:sz w:val="22"/>
                 <w:szCs w:val="20"/>
               </w:rPr>
               <w:t xml:space="preserve">A class has 12 girls and 8 boys. Write the ratio of boys to all students in simplest form.</w:t>
@@ -1325,7 +1326,7 @@
                 <w:rFonts w:ascii="Avenir Next" w:hAnsi="Avenir Next" w:cs="Avenir Next" w:eastAsia="Avenir Next"/>
                 <w:b/>
                 <w:color w:val="1A1A1A"/>
-                <w:sz w:val="18"/>
+                <w:sz w:val="22"/>
                 <w:szCs w:val="18"/>
               </w:rPr>
               <w:t xml:space="preserve">Ratio</w:t>
@@ -1400,25 +1401,25 @@
                 <w:rFonts w:ascii="Avenir Next" w:hAnsi="Avenir Next" w:cs="Avenir Next" w:eastAsia="Avenir Next"/>
                 <w:b/>
                 <w:color w:val="1A1A1A"/>
+                <w:sz w:val="22"/>
+                <w:szCs w:val="20"/>
+              </w:rPr>
+              <w:t xml:space="preserve">3.</w:t>
+            </w:r>
+            <w:r>
+              <w:rPr>
+                <w:rFonts w:ascii="Avenir Next" w:hAnsi="Avenir Next" w:cs="Avenir Next" w:eastAsia="Avenir Next"/>
+                <w:color w:val="1A1A1A"/>
                 <w:sz w:val="20"/>
                 <w:szCs w:val="20"/>
               </w:rPr>
-              <w:t xml:space="preserve">3.</w:t>
-            </w:r>
-            <w:r>
-              <w:rPr>
-                <w:rFonts w:ascii="Avenir Next" w:hAnsi="Avenir Next" w:cs="Avenir Next" w:eastAsia="Avenir Next"/>
-                <w:color w:val="1A1A1A"/>
-                <w:sz w:val="20"/>
-                <w:szCs w:val="20"/>
-              </w:rPr>
               <w:tab/>
             </w:r>
             <w:r>
               <w:rPr>
                 <w:rFonts w:ascii="Avenir Next" w:hAnsi="Avenir Next" w:cs="Avenir Next" w:eastAsia="Avenir Next"/>
                 <w:color w:val="1A1A1A"/>
-                <w:sz w:val="20"/>
+                <w:sz w:val="22"/>
                 <w:szCs w:val="20"/>
               </w:rPr>
               <w:t xml:space="preserve">Which ratio is equivalent to 4 : 10?</w:t>
@@ -1474,25 +1475,25 @@
                       <w:rFonts w:ascii="Avenir Next" w:hAnsi="Avenir Next" w:cs="Avenir Next" w:eastAsia="Avenir Next"/>
                       <w:b/>
                       <w:color w:val="003A70"/>
+                      <w:sz w:val="22"/>
+                      <w:szCs w:val="19"/>
+                    </w:rPr>
+                    <w:t xml:space="preserve">A</w:t>
+                  </w:r>
+                  <w:r>
+                    <w:rPr>
+                      <w:rFonts w:ascii="Avenir Next" w:hAnsi="Avenir Next" w:cs="Avenir Next" w:eastAsia="Avenir Next"/>
+                      <w:color w:val="1A1A1A"/>
                       <w:sz w:val="19"/>
                       <w:szCs w:val="19"/>
                     </w:rPr>
-                    <w:t xml:space="preserve">A</w:t>
-                  </w:r>
-                  <w:r>
-                    <w:rPr>
-                      <w:rFonts w:ascii="Avenir Next" w:hAnsi="Avenir Next" w:cs="Avenir Next" w:eastAsia="Avenir Next"/>
-                      <w:color w:val="1A1A1A"/>
-                      <w:sz w:val="19"/>
-                      <w:szCs w:val="19"/>
-                    </w:rPr>
                     <w:tab/>
                   </w:r>
                   <w:r>
                     <w:rPr>
                       <w:rFonts w:ascii="Avenir Next" w:hAnsi="Avenir Next" w:cs="Avenir Next" w:eastAsia="Avenir Next"/>
                       <w:color w:val="1A1A1A"/>
-                      <w:sz w:val="19"/>
+                      <w:sz w:val="22"/>
                       <w:szCs w:val="19"/>
                     </w:rPr>
                     <w:t xml:space="preserve">2 : 5</w:t>
@@ -1517,25 +1518,25 @@
                       <w:rFonts w:ascii="Avenir Next" w:hAnsi="Avenir Next" w:cs="Avenir Next" w:eastAsia="Avenir Next"/>
                       <w:b/>
                       <w:color w:val="003A70"/>
+                      <w:sz w:val="22"/>
+                      <w:szCs w:val="19"/>
+                    </w:rPr>
+                    <w:t xml:space="preserve">B</w:t>
+                  </w:r>
+                  <w:r>
+                    <w:rPr>
+                      <w:rFonts w:ascii="Avenir Next" w:hAnsi="Avenir Next" w:cs="Avenir Next" w:eastAsia="Avenir Next"/>
+                      <w:color w:val="1A1A1A"/>
                       <w:sz w:val="19"/>
                       <w:szCs w:val="19"/>
                     </w:rPr>
-                    <w:t xml:space="preserve">B</w:t>
-                  </w:r>
-                  <w:r>
-                    <w:rPr>
-                      <w:rFonts w:ascii="Avenir Next" w:hAnsi="Avenir Next" w:cs="Avenir Next" w:eastAsia="Avenir Next"/>
-                      <w:color w:val="1A1A1A"/>
-                      <w:sz w:val="19"/>
-                      <w:szCs w:val="19"/>
-                    </w:rPr>
                     <w:tab/>
                   </w:r>
                   <w:r>
                     <w:rPr>
                       <w:rFonts w:ascii="Avenir Next" w:hAnsi="Avenir Next" w:cs="Avenir Next" w:eastAsia="Avenir Next"/>
                       <w:color w:val="1A1A1A"/>
-                      <w:sz w:val="19"/>
+                      <w:sz w:val="22"/>
                       <w:szCs w:val="19"/>
                     </w:rPr>
                     <w:t xml:space="preserve">4 : 6</w:t>
@@ -1560,25 +1561,25 @@
                       <w:rFonts w:ascii="Avenir Next" w:hAnsi="Avenir Next" w:cs="Avenir Next" w:eastAsia="Avenir Next"/>
                       <w:b/>
                       <w:color w:val="003A70"/>
+                      <w:sz w:val="22"/>
+                      <w:szCs w:val="19"/>
+                    </w:rPr>
+                    <w:t xml:space="preserve">C</w:t>
+                  </w:r>
+                  <w:r>
+                    <w:rPr>
+                      <w:rFonts w:ascii="Avenir Next" w:hAnsi="Avenir Next" w:cs="Avenir Next" w:eastAsia="Avenir Next"/>
+                      <w:color w:val="1A1A1A"/>
                       <w:sz w:val="19"/>
                       <w:szCs w:val="19"/>
                     </w:rPr>
-                    <w:t xml:space="preserve">C</w:t>
-                  </w:r>
-                  <w:r>
-                    <w:rPr>
-                      <w:rFonts w:ascii="Avenir Next" w:hAnsi="Avenir Next" w:cs="Avenir Next" w:eastAsia="Avenir Next"/>
-                      <w:color w:val="1A1A1A"/>
-                      <w:sz w:val="19"/>
-                      <w:szCs w:val="19"/>
-                    </w:rPr>
                     <w:tab/>
                   </w:r>
                   <w:r>
                     <w:rPr>
                       <w:rFonts w:ascii="Avenir Next" w:hAnsi="Avenir Next" w:cs="Avenir Next" w:eastAsia="Avenir Next"/>
                       <w:color w:val="1A1A1A"/>
-                      <w:sz w:val="19"/>
+                      <w:sz w:val="22"/>
                       <w:szCs w:val="19"/>
                     </w:rPr>
                     <w:t xml:space="preserve">10 : 4</w:t>
@@ -1603,25 +1604,25 @@
                       <w:rFonts w:ascii="Avenir Next" w:hAnsi="Avenir Next" w:cs="Avenir Next" w:eastAsia="Avenir Next"/>
                       <w:b/>
                       <w:color w:val="003A70"/>
+                      <w:sz w:val="22"/>
+                      <w:szCs w:val="19"/>
+                    </w:rPr>
+                    <w:t xml:space="preserve">D</w:t>
+                  </w:r>
+                  <w:r>
+                    <w:rPr>
+                      <w:rFonts w:ascii="Avenir Next" w:hAnsi="Avenir Next" w:cs="Avenir Next" w:eastAsia="Avenir Next"/>
+                      <w:color w:val="1A1A1A"/>
                       <w:sz w:val="19"/>
                       <w:szCs w:val="19"/>
                     </w:rPr>
-                    <w:t xml:space="preserve">D</w:t>
-                  </w:r>
-                  <w:r>
-                    <w:rPr>
-                      <w:rFonts w:ascii="Avenir Next" w:hAnsi="Avenir Next" w:cs="Avenir Next" w:eastAsia="Avenir Next"/>
-                      <w:color w:val="1A1A1A"/>
-                      <w:sz w:val="19"/>
-                      <w:szCs w:val="19"/>
-                    </w:rPr>
                     <w:tab/>
                   </w:r>
                   <w:r>
                     <w:rPr>
                       <w:rFonts w:ascii="Avenir Next" w:hAnsi="Avenir Next" w:cs="Avenir Next" w:eastAsia="Avenir Next"/>
                       <w:color w:val="1A1A1A"/>
-                      <w:sz w:val="19"/>
+                      <w:sz w:val="22"/>
                       <w:szCs w:val="19"/>
                     </w:rPr>
                     <w:t xml:space="preserve">8 : 5</w:t>
@@ -1671,7 +1672,7 @@
         <w:rPr>
           <w:rFonts w:ascii="Avenir Next" w:hAnsi="Avenir Next" w:cs="Avenir Next" w:eastAsia="Avenir Next"/>
           <w:color w:val="1A1A1A"/>
-          <w:sz w:val="17"/>
+          <w:sz w:val="22"/>
           <w:szCs w:val="17"/>
         </w:rPr>
         <w:t xml:space="preserve">  I got it</w:t>
@@ -1689,7 +1690,7 @@
         <w:rPr>
           <w:rFonts w:ascii="Avenir Next" w:hAnsi="Avenir Next" w:cs="Avenir Next" w:eastAsia="Avenir Next"/>
           <w:color w:val="1A1A1A"/>
-          <w:sz w:val="17"/>
+          <w:sz w:val="22"/>
           <w:szCs w:val="17"/>
         </w:rPr>
         <w:t xml:space="preserve">  Almost</w:t>
@@ -1707,7 +1708,7 @@
         <w:rPr>
           <w:rFonts w:ascii="Avenir Next" w:hAnsi="Avenir Next" w:cs="Avenir Next" w:eastAsia="Avenir Next"/>
           <w:color w:val="1A1A1A"/>
-          <w:sz w:val="17"/>
+          <w:sz w:val="22"/>
           <w:szCs w:val="17"/>
         </w:rPr>
         <w:t xml:space="preserve">  I need help</w:t>
@@ -1746,7 +1747,7 @@
         <w:rPr>
           <w:rFonts w:ascii="Avenir Next" w:hAnsi="Avenir Next" w:cs="Avenir Next" w:eastAsia="Avenir Next"/>
           <w:color w:val="1A1A1A"/>
-          <w:sz w:val="18"/>
+          <w:sz w:val="22"/>
           <w:szCs w:val="18"/>
         </w:rPr>
         <w:t xml:space="preserve">Name</w:t>
@@ -1831,25 +1832,25 @@
                 <w:rFonts w:ascii="Avenir Next" w:hAnsi="Avenir Next" w:cs="Avenir Next" w:eastAsia="Avenir Next"/>
                 <w:b/>
                 <w:color w:val="1A1A1A"/>
+                <w:sz w:val="22"/>
+                <w:szCs w:val="20"/>
+              </w:rPr>
+              <w:t xml:space="preserve">1.</w:t>
+            </w:r>
+            <w:r>
+              <w:rPr>
+                <w:rFonts w:ascii="Avenir Next" w:hAnsi="Avenir Next" w:cs="Avenir Next" w:eastAsia="Avenir Next"/>
+                <w:color w:val="1A1A1A"/>
                 <w:sz w:val="20"/>
                 <w:szCs w:val="20"/>
               </w:rPr>
-              <w:t xml:space="preserve">1.</w:t>
-            </w:r>
-            <w:r>
-              <w:rPr>
-                <w:rFonts w:ascii="Avenir Next" w:hAnsi="Avenir Next" w:cs="Avenir Next" w:eastAsia="Avenir Next"/>
-                <w:color w:val="1A1A1A"/>
-                <w:sz w:val="20"/>
-                <w:szCs w:val="20"/>
-              </w:rPr>
               <w:tab/>
             </w:r>
             <w:r>
               <w:rPr>
                 <w:rFonts w:ascii="Avenir Next" w:hAnsi="Avenir Next" w:cs="Avenir Next" w:eastAsia="Avenir Next"/>
                 <w:color w:val="1A1A1A"/>
-                <w:sz w:val="20"/>
+                <w:sz w:val="22"/>
                 <w:szCs w:val="20"/>
               </w:rPr>
               <w:t xml:space="preserve">Add the terms to find the total parts.</w:t>
@@ -1905,25 +1906,25 @@
                       <w:rFonts w:ascii="Avenir Next" w:hAnsi="Avenir Next" w:cs="Avenir Next" w:eastAsia="Avenir Next"/>
                       <w:b/>
                       <w:color w:val="003A70"/>
+                      <w:sz w:val="22"/>
+                      <w:szCs w:val="20"/>
+                    </w:rPr>
+                    <w:t xml:space="preserve">a.</w:t>
+                  </w:r>
+                  <w:r>
+                    <w:rPr>
+                      <w:rFonts w:ascii="Avenir Next" w:hAnsi="Avenir Next" w:cs="Avenir Next" w:eastAsia="Avenir Next"/>
+                      <w:color w:val="1A1A1A"/>
                       <w:sz w:val="20"/>
                       <w:szCs w:val="20"/>
                     </w:rPr>
-                    <w:t xml:space="preserve">a.</w:t>
-                  </w:r>
-                  <w:r>
-                    <w:rPr>
-                      <w:rFonts w:ascii="Avenir Next" w:hAnsi="Avenir Next" w:cs="Avenir Next" w:eastAsia="Avenir Next"/>
-                      <w:color w:val="1A1A1A"/>
-                      <w:sz w:val="20"/>
-                      <w:szCs w:val="20"/>
-                    </w:rPr>
                     <w:tab/>
                   </w:r>
                   <w:r>
                     <w:rPr>
                       <w:rFonts w:ascii="Avenir Next" w:hAnsi="Avenir Next" w:cs="Avenir Next" w:eastAsia="Avenir Next"/>
                       <w:color w:val="1A1A1A"/>
-                      <w:sz w:val="20"/>
+                      <w:sz w:val="22"/>
                       <w:szCs w:val="20"/>
                     </w:rPr>
                     <w:t xml:space="preserve">2 : 5</w:t>
@@ -1967,25 +1968,25 @@
                       <w:rFonts w:ascii="Avenir Next" w:hAnsi="Avenir Next" w:cs="Avenir Next" w:eastAsia="Avenir Next"/>
                       <w:b/>
                       <w:color w:val="003A70"/>
+                      <w:sz w:val="22"/>
+                      <w:szCs w:val="20"/>
+                    </w:rPr>
+                    <w:t xml:space="preserve">b.</w:t>
+                  </w:r>
+                  <w:r>
+                    <w:rPr>
+                      <w:rFonts w:ascii="Avenir Next" w:hAnsi="Avenir Next" w:cs="Avenir Next" w:eastAsia="Avenir Next"/>
+                      <w:color w:val="1A1A1A"/>
                       <w:sz w:val="20"/>
                       <w:szCs w:val="20"/>
                     </w:rPr>
-                    <w:t xml:space="preserve">b.</w:t>
-                  </w:r>
-                  <w:r>
-                    <w:rPr>
-                      <w:rFonts w:ascii="Avenir Next" w:hAnsi="Avenir Next" w:cs="Avenir Next" w:eastAsia="Avenir Next"/>
-                      <w:color w:val="1A1A1A"/>
-                      <w:sz w:val="20"/>
-                      <w:szCs w:val="20"/>
-                    </w:rPr>
                     <w:tab/>
                   </w:r>
                   <w:r>
                     <w:rPr>
                       <w:rFonts w:ascii="Avenir Next" w:hAnsi="Avenir Next" w:cs="Avenir Next" w:eastAsia="Avenir Next"/>
                       <w:color w:val="1A1A1A"/>
-                      <w:sz w:val="20"/>
+                      <w:sz w:val="22"/>
                       <w:szCs w:val="20"/>
                     </w:rPr>
                     <w:t xml:space="preserve">6 : 1</w:t>
@@ -2029,25 +2030,25 @@
                       <w:rFonts w:ascii="Avenir Next" w:hAnsi="Avenir Next" w:cs="Avenir Next" w:eastAsia="Avenir Next"/>
                       <w:b/>
                       <w:color w:val="003A70"/>
+                      <w:sz w:val="22"/>
+                      <w:szCs w:val="20"/>
+                    </w:rPr>
+                    <w:t xml:space="preserve">c.</w:t>
+                  </w:r>
+                  <w:r>
+                    <w:rPr>
+                      <w:rFonts w:ascii="Avenir Next" w:hAnsi="Avenir Next" w:cs="Avenir Next" w:eastAsia="Avenir Next"/>
+                      <w:color w:val="1A1A1A"/>
                       <w:sz w:val="20"/>
                       <w:szCs w:val="20"/>
                     </w:rPr>
-                    <w:t xml:space="preserve">c.</w:t>
-                  </w:r>
-                  <w:r>
-                    <w:rPr>
-                      <w:rFonts w:ascii="Avenir Next" w:hAnsi="Avenir Next" w:cs="Avenir Next" w:eastAsia="Avenir Next"/>
-                      <w:color w:val="1A1A1A"/>
-                      <w:sz w:val="20"/>
-                      <w:szCs w:val="20"/>
-                    </w:rPr>
                     <w:tab/>
                   </w:r>
                   <w:r>
                     <w:rPr>
                       <w:rFonts w:ascii="Avenir Next" w:hAnsi="Avenir Next" w:cs="Avenir Next" w:eastAsia="Avenir Next"/>
                       <w:color w:val="1A1A1A"/>
-                      <w:sz w:val="20"/>
+                      <w:sz w:val="22"/>
                       <w:szCs w:val="20"/>
                     </w:rPr>
                     <w:t xml:space="preserve">4 : 4</w:t>
@@ -2140,25 +2141,25 @@
                 <w:rFonts w:ascii="Avenir Next" w:hAnsi="Avenir Next" w:cs="Avenir Next" w:eastAsia="Avenir Next"/>
                 <w:b/>
                 <w:color w:val="1A1A1A"/>
+                <w:sz w:val="22"/>
+                <w:szCs w:val="20"/>
+              </w:rPr>
+              <w:t xml:space="preserve">2.</w:t>
+            </w:r>
+            <w:r>
+              <w:rPr>
+                <w:rFonts w:ascii="Avenir Next" w:hAnsi="Avenir Next" w:cs="Avenir Next" w:eastAsia="Avenir Next"/>
+                <w:color w:val="1A1A1A"/>
                 <w:sz w:val="20"/>
                 <w:szCs w:val="20"/>
               </w:rPr>
-              <w:t xml:space="preserve">2.</w:t>
-            </w:r>
-            <w:r>
-              <w:rPr>
-                <w:rFonts w:ascii="Avenir Next" w:hAnsi="Avenir Next" w:cs="Avenir Next" w:eastAsia="Avenir Next"/>
-                <w:color w:val="1A1A1A"/>
-                <w:sz w:val="20"/>
-                <w:szCs w:val="20"/>
-              </w:rPr>
               <w:tab/>
             </w:r>
             <w:r>
               <w:rPr>
                 <w:rFonts w:ascii="Avenir Next" w:hAnsi="Avenir Next" w:cs="Avenir Next" w:eastAsia="Avenir Next"/>
                 <w:color w:val="1A1A1A"/>
-                <w:sz w:val="20"/>
+                <w:sz w:val="22"/>
                 <w:szCs w:val="20"/>
               </w:rPr>
               <w:t xml:space="preserve">Two friends share 36 stickers in the ratio 2 : 7. Find both shares.</w:t>
@@ -2235,7 +2236,7 @@
                 <w:rFonts w:ascii="Avenir Next" w:hAnsi="Avenir Next" w:cs="Avenir Next" w:eastAsia="Avenir Next"/>
                 <w:b/>
                 <w:color w:val="1A1A1A"/>
-                <w:sz w:val="18"/>
+                <w:sz w:val="22"/>
                 <w:szCs w:val="18"/>
               </w:rPr>
               <w:t xml:space="preserve">Shares</w:t>
@@ -2310,25 +2311,25 @@
                 <w:rFonts w:ascii="Avenir Next" w:hAnsi="Avenir Next" w:cs="Avenir Next" w:eastAsia="Avenir Next"/>
                 <w:b/>
                 <w:color w:val="1A1A1A"/>
+                <w:sz w:val="22"/>
+                <w:szCs w:val="20"/>
+              </w:rPr>
+              <w:t xml:space="preserve">3.</w:t>
+            </w:r>
+            <w:r>
+              <w:rPr>
+                <w:rFonts w:ascii="Avenir Next" w:hAnsi="Avenir Next" w:cs="Avenir Next" w:eastAsia="Avenir Next"/>
+                <w:color w:val="1A1A1A"/>
                 <w:sz w:val="20"/>
                 <w:szCs w:val="20"/>
               </w:rPr>
-              <w:t xml:space="preserve">3.</w:t>
-            </w:r>
-            <w:r>
-              <w:rPr>
-                <w:rFonts w:ascii="Avenir Next" w:hAnsi="Avenir Next" w:cs="Avenir Next" w:eastAsia="Avenir Next"/>
-                <w:color w:val="1A1A1A"/>
-                <w:sz w:val="20"/>
-                <w:szCs w:val="20"/>
-              </w:rPr>
               <w:tab/>
             </w:r>
             <w:r>
               <w:rPr>
                 <w:rFonts w:ascii="Avenir Next" w:hAnsi="Avenir Next" w:cs="Avenir Next" w:eastAsia="Avenir Next"/>
                 <w:color w:val="1A1A1A"/>
-                <w:sz w:val="20"/>
+                <w:sz w:val="22"/>
                 <w:szCs w:val="20"/>
               </w:rPr>
               <w:t xml:space="preserve">To find the value of one box, divide the total by the —</w:t>
@@ -2384,25 +2385,25 @@
                       <w:rFonts w:ascii="Avenir Next" w:hAnsi="Avenir Next" w:cs="Avenir Next" w:eastAsia="Avenir Next"/>
                       <w:b/>
                       <w:color w:val="003A70"/>
+                      <w:sz w:val="22"/>
+                      <w:szCs w:val="19"/>
+                    </w:rPr>
+                    <w:t xml:space="preserve">A</w:t>
+                  </w:r>
+                  <w:r>
+                    <w:rPr>
+                      <w:rFonts w:ascii="Avenir Next" w:hAnsi="Avenir Next" w:cs="Avenir Next" w:eastAsia="Avenir Next"/>
+                      <w:color w:val="1A1A1A"/>
                       <w:sz w:val="19"/>
                       <w:szCs w:val="19"/>
                     </w:rPr>
-                    <w:t xml:space="preserve">A</w:t>
-                  </w:r>
-                  <w:r>
-                    <w:rPr>
-                      <w:rFonts w:ascii="Avenir Next" w:hAnsi="Avenir Next" w:cs="Avenir Next" w:eastAsia="Avenir Next"/>
-                      <w:color w:val="1A1A1A"/>
-                      <w:sz w:val="19"/>
-                      <w:szCs w:val="19"/>
-                    </w:rPr>
                     <w:tab/>
                   </w:r>
                   <w:r>
                     <w:rPr>
                       <w:rFonts w:ascii="Avenir Next" w:hAnsi="Avenir Next" w:cs="Avenir Next" w:eastAsia="Avenir Next"/>
                       <w:color w:val="1A1A1A"/>
-                      <w:sz w:val="19"/>
+                      <w:sz w:val="22"/>
                       <w:szCs w:val="19"/>
                     </w:rPr>
                     <w:t xml:space="preserve">total parts</w:t>
@@ -2427,25 +2428,25 @@
                       <w:rFonts w:ascii="Avenir Next" w:hAnsi="Avenir Next" w:cs="Avenir Next" w:eastAsia="Avenir Next"/>
                       <w:b/>
                       <w:color w:val="003A70"/>
+                      <w:sz w:val="22"/>
+                      <w:szCs w:val="19"/>
+                    </w:rPr>
+                    <w:t xml:space="preserve">B</w:t>
+                  </w:r>
+                  <w:r>
+                    <w:rPr>
+                      <w:rFonts w:ascii="Avenir Next" w:hAnsi="Avenir Next" w:cs="Avenir Next" w:eastAsia="Avenir Next"/>
+                      <w:color w:val="1A1A1A"/>
                       <w:sz w:val="19"/>
                       <w:szCs w:val="19"/>
                     </w:rPr>
-                    <w:t xml:space="preserve">B</w:t>
-                  </w:r>
-                  <w:r>
-                    <w:rPr>
-                      <w:rFonts w:ascii="Avenir Next" w:hAnsi="Avenir Next" w:cs="Avenir Next" w:eastAsia="Avenir Next"/>
-                      <w:color w:val="1A1A1A"/>
-                      <w:sz w:val="19"/>
-                      <w:szCs w:val="19"/>
-                    </w:rPr>
                     <w:tab/>
                   </w:r>
                   <w:r>
                     <w:rPr>
                       <w:rFonts w:ascii="Avenir Next" w:hAnsi="Avenir Next" w:cs="Avenir Next" w:eastAsia="Avenir Next"/>
                       <w:color w:val="1A1A1A"/>
-                      <w:sz w:val="19"/>
+                      <w:sz w:val="22"/>
                       <w:szCs w:val="19"/>
                     </w:rPr>
                     <w:t xml:space="preserve">larger term</w:t>
@@ -2470,25 +2471,25 @@
                       <w:rFonts w:ascii="Avenir Next" w:hAnsi="Avenir Next" w:cs="Avenir Next" w:eastAsia="Avenir Next"/>
                       <w:b/>
                       <w:color w:val="003A70"/>
+                      <w:sz w:val="22"/>
+                      <w:szCs w:val="19"/>
+                    </w:rPr>
+                    <w:t xml:space="preserve">C</w:t>
+                  </w:r>
+                  <w:r>
+                    <w:rPr>
+                      <w:rFonts w:ascii="Avenir Next" w:hAnsi="Avenir Next" w:cs="Avenir Next" w:eastAsia="Avenir Next"/>
+                      <w:color w:val="1A1A1A"/>
                       <w:sz w:val="19"/>
                       <w:szCs w:val="19"/>
                     </w:rPr>
-                    <w:t xml:space="preserve">C</w:t>
-                  </w:r>
-                  <w:r>
-                    <w:rPr>
-                      <w:rFonts w:ascii="Avenir Next" w:hAnsi="Avenir Next" w:cs="Avenir Next" w:eastAsia="Avenir Next"/>
-                      <w:color w:val="1A1A1A"/>
-                      <w:sz w:val="19"/>
-                      <w:szCs w:val="19"/>
-                    </w:rPr>
                     <w:tab/>
                   </w:r>
                   <w:r>
                     <w:rPr>
                       <w:rFonts w:ascii="Avenir Next" w:hAnsi="Avenir Next" w:cs="Avenir Next" w:eastAsia="Avenir Next"/>
                       <w:color w:val="1A1A1A"/>
-                      <w:sz w:val="19"/>
+                      <w:sz w:val="22"/>
                       <w:szCs w:val="19"/>
                     </w:rPr>
                     <w:t xml:space="preserve">smaller term</w:t>
@@ -2513,25 +2514,25 @@
                       <w:rFonts w:ascii="Avenir Next" w:hAnsi="Avenir Next" w:cs="Avenir Next" w:eastAsia="Avenir Next"/>
                       <w:b/>
                       <w:color w:val="003A70"/>
+                      <w:sz w:val="22"/>
+                      <w:szCs w:val="19"/>
+                    </w:rPr>
+                    <w:t xml:space="preserve">D</w:t>
+                  </w:r>
+                  <w:r>
+                    <w:rPr>
+                      <w:rFonts w:ascii="Avenir Next" w:hAnsi="Avenir Next" w:cs="Avenir Next" w:eastAsia="Avenir Next"/>
+                      <w:color w:val="1A1A1A"/>
                       <w:sz w:val="19"/>
                       <w:szCs w:val="19"/>
                     </w:rPr>
-                    <w:t xml:space="preserve">D</w:t>
-                  </w:r>
-                  <w:r>
-                    <w:rPr>
-                      <w:rFonts w:ascii="Avenir Next" w:hAnsi="Avenir Next" w:cs="Avenir Next" w:eastAsia="Avenir Next"/>
-                      <w:color w:val="1A1A1A"/>
-                      <w:sz w:val="19"/>
-                      <w:szCs w:val="19"/>
-                    </w:rPr>
                     <w:tab/>
                   </w:r>
                   <w:r>
                     <w:rPr>
                       <w:rFonts w:ascii="Avenir Next" w:hAnsi="Avenir Next" w:cs="Avenir Next" w:eastAsia="Avenir Next"/>
                       <w:color w:val="1A1A1A"/>
-                      <w:sz w:val="19"/>
+                      <w:sz w:val="22"/>
                       <w:szCs w:val="19"/>
                     </w:rPr>
                     <w:t xml:space="preserve">difference</w:t>
@@ -2581,7 +2582,7 @@
         <w:rPr>
           <w:rFonts w:ascii="Avenir Next" w:hAnsi="Avenir Next" w:cs="Avenir Next" w:eastAsia="Avenir Next"/>
           <w:color w:val="1A1A1A"/>
-          <w:sz w:val="17"/>
+          <w:sz w:val="22"/>
           <w:szCs w:val="17"/>
         </w:rPr>
         <w:t xml:space="preserve">  I got it</w:t>
@@ -2599,7 +2600,7 @@
         <w:rPr>
           <w:rFonts w:ascii="Avenir Next" w:hAnsi="Avenir Next" w:cs="Avenir Next" w:eastAsia="Avenir Next"/>
           <w:color w:val="1A1A1A"/>
-          <w:sz w:val="17"/>
+          <w:sz w:val="22"/>
           <w:szCs w:val="17"/>
         </w:rPr>
         <w:t xml:space="preserve">  Almost</w:t>
@@ -2617,7 +2618,7 @@
         <w:rPr>
           <w:rFonts w:ascii="Avenir Next" w:hAnsi="Avenir Next" w:cs="Avenir Next" w:eastAsia="Avenir Next"/>
           <w:color w:val="1A1A1A"/>
-          <w:sz w:val="17"/>
+          <w:sz w:val="22"/>
           <w:szCs w:val="17"/>
         </w:rPr>
         <w:t xml:space="preserve">  I need help</w:t>
@@ -2674,7 +2675,7 @@
         <w:rPr>
           <w:rFonts w:ascii="Avenir Next" w:hAnsi="Avenir Next" w:cs="Avenir Next" w:eastAsia="Avenir Next"/>
           <w:color w:val="1A1A1A"/>
-          <w:sz w:val="18"/>
+          <w:sz w:val="22"/>
           <w:szCs w:val="18"/>
         </w:rPr>
         <w:t xml:space="preserve">Name</w:t>
@@ -2759,25 +2760,25 @@
                 <w:rFonts w:ascii="Avenir Next" w:hAnsi="Avenir Next" w:cs="Avenir Next" w:eastAsia="Avenir Next"/>
                 <w:b/>
                 <w:color w:val="1A1A1A"/>
+                <w:sz w:val="22"/>
+                <w:szCs w:val="20"/>
+              </w:rPr>
+              <w:t xml:space="preserve">1.</w:t>
+            </w:r>
+            <w:r>
+              <w:rPr>
+                <w:rFonts w:ascii="Avenir Next" w:hAnsi="Avenir Next" w:cs="Avenir Next" w:eastAsia="Avenir Next"/>
+                <w:color w:val="1A1A1A"/>
                 <w:sz w:val="20"/>
                 <w:szCs w:val="20"/>
               </w:rPr>
-              <w:t xml:space="preserve">1.</w:t>
-            </w:r>
-            <w:r>
-              <w:rPr>
-                <w:rFonts w:ascii="Avenir Next" w:hAnsi="Avenir Next" w:cs="Avenir Next" w:eastAsia="Avenir Next"/>
-                <w:color w:val="1A1A1A"/>
-                <w:sz w:val="20"/>
-                <w:szCs w:val="20"/>
-              </w:rPr>
               <w:tab/>
             </w:r>
             <w:r>
               <w:rPr>
                 <w:rFonts w:ascii="Avenir Next" w:hAnsi="Avenir Next" w:cs="Avenir Next" w:eastAsia="Avenir Next"/>
                 <w:color w:val="1A1A1A"/>
-                <w:sz w:val="20"/>
+                <w:sz w:val="22"/>
                 <w:szCs w:val="20"/>
               </w:rPr>
               <w:t xml:space="preserve">Add the terms to find the total parts.</w:t>
@@ -2833,25 +2834,25 @@
                       <w:rFonts w:ascii="Avenir Next" w:hAnsi="Avenir Next" w:cs="Avenir Next" w:eastAsia="Avenir Next"/>
                       <w:b/>
                       <w:color w:val="003A70"/>
+                      <w:sz w:val="22"/>
+                      <w:szCs w:val="20"/>
+                    </w:rPr>
+                    <w:t xml:space="preserve">a.</w:t>
+                  </w:r>
+                  <w:r>
+                    <w:rPr>
+                      <w:rFonts w:ascii="Avenir Next" w:hAnsi="Avenir Next" w:cs="Avenir Next" w:eastAsia="Avenir Next"/>
+                      <w:color w:val="1A1A1A"/>
                       <w:sz w:val="20"/>
                       <w:szCs w:val="20"/>
                     </w:rPr>
-                    <w:t xml:space="preserve">a.</w:t>
-                  </w:r>
-                  <w:r>
-                    <w:rPr>
-                      <w:rFonts w:ascii="Avenir Next" w:hAnsi="Avenir Next" w:cs="Avenir Next" w:eastAsia="Avenir Next"/>
-                      <w:color w:val="1A1A1A"/>
-                      <w:sz w:val="20"/>
-                      <w:szCs w:val="20"/>
-                    </w:rPr>
                     <w:tab/>
                   </w:r>
                   <w:r>
                     <w:rPr>
                       <w:rFonts w:ascii="Avenir Next" w:hAnsi="Avenir Next" w:cs="Avenir Next" w:eastAsia="Avenir Next"/>
                       <w:color w:val="1A1A1A"/>
-                      <w:sz w:val="20"/>
+                      <w:sz w:val="22"/>
                       <w:szCs w:val="20"/>
                     </w:rPr>
                     <w:t xml:space="preserve">2 : 5</w:t>
@@ -2895,25 +2896,25 @@
                       <w:rFonts w:ascii="Avenir Next" w:hAnsi="Avenir Next" w:cs="Avenir Next" w:eastAsia="Avenir Next"/>
                       <w:b/>
                       <w:color w:val="003A70"/>
+                      <w:sz w:val="22"/>
+                      <w:szCs w:val="20"/>
+                    </w:rPr>
+                    <w:t xml:space="preserve">b.</w:t>
+                  </w:r>
+                  <w:r>
+                    <w:rPr>
+                      <w:rFonts w:ascii="Avenir Next" w:hAnsi="Avenir Next" w:cs="Avenir Next" w:eastAsia="Avenir Next"/>
+                      <w:color w:val="1A1A1A"/>
                       <w:sz w:val="20"/>
                       <w:szCs w:val="20"/>
                     </w:rPr>
-                    <w:t xml:space="preserve">b.</w:t>
-                  </w:r>
-                  <w:r>
-                    <w:rPr>
-                      <w:rFonts w:ascii="Avenir Next" w:hAnsi="Avenir Next" w:cs="Avenir Next" w:eastAsia="Avenir Next"/>
-                      <w:color w:val="1A1A1A"/>
-                      <w:sz w:val="20"/>
-                      <w:szCs w:val="20"/>
-                    </w:rPr>
                     <w:tab/>
                   </w:r>
                   <w:r>
                     <w:rPr>
                       <w:rFonts w:ascii="Avenir Next" w:hAnsi="Avenir Next" w:cs="Avenir Next" w:eastAsia="Avenir Next"/>
                       <w:color w:val="1A1A1A"/>
-                      <w:sz w:val="20"/>
+                      <w:sz w:val="22"/>
                       <w:szCs w:val="20"/>
                     </w:rPr>
                     <w:t xml:space="preserve">6 : 1</w:t>
@@ -2957,25 +2958,25 @@
                       <w:rFonts w:ascii="Avenir Next" w:hAnsi="Avenir Next" w:cs="Avenir Next" w:eastAsia="Avenir Next"/>
                       <w:b/>
                       <w:color w:val="003A70"/>
+                      <w:sz w:val="22"/>
+                      <w:szCs w:val="20"/>
+                    </w:rPr>
+                    <w:t xml:space="preserve">c.</w:t>
+                  </w:r>
+                  <w:r>
+                    <w:rPr>
+                      <w:rFonts w:ascii="Avenir Next" w:hAnsi="Avenir Next" w:cs="Avenir Next" w:eastAsia="Avenir Next"/>
+                      <w:color w:val="1A1A1A"/>
                       <w:sz w:val="20"/>
                       <w:szCs w:val="20"/>
                     </w:rPr>
-                    <w:t xml:space="preserve">c.</w:t>
-                  </w:r>
-                  <w:r>
-                    <w:rPr>
-                      <w:rFonts w:ascii="Avenir Next" w:hAnsi="Avenir Next" w:cs="Avenir Next" w:eastAsia="Avenir Next"/>
-                      <w:color w:val="1A1A1A"/>
-                      <w:sz w:val="20"/>
-                      <w:szCs w:val="20"/>
-                    </w:rPr>
                     <w:tab/>
                   </w:r>
                   <w:r>
                     <w:rPr>
                       <w:rFonts w:ascii="Avenir Next" w:hAnsi="Avenir Next" w:cs="Avenir Next" w:eastAsia="Avenir Next"/>
                       <w:color w:val="1A1A1A"/>
-                      <w:sz w:val="20"/>
+                      <w:sz w:val="22"/>
                       <w:szCs w:val="20"/>
                     </w:rPr>
                     <w:t xml:space="preserve">4 : 4</w:t>
@@ -3068,25 +3069,25 @@
                 <w:rFonts w:ascii="Avenir Next" w:hAnsi="Avenir Next" w:cs="Avenir Next" w:eastAsia="Avenir Next"/>
                 <w:b/>
                 <w:color w:val="1A1A1A"/>
+                <w:sz w:val="22"/>
+                <w:szCs w:val="20"/>
+              </w:rPr>
+              <w:t xml:space="preserve">2.</w:t>
+            </w:r>
+            <w:r>
+              <w:rPr>
+                <w:rFonts w:ascii="Avenir Next" w:hAnsi="Avenir Next" w:cs="Avenir Next" w:eastAsia="Avenir Next"/>
+                <w:color w:val="1A1A1A"/>
                 <w:sz w:val="20"/>
                 <w:szCs w:val="20"/>
               </w:rPr>
-              <w:t xml:space="preserve">2.</w:t>
-            </w:r>
-            <w:r>
-              <w:rPr>
-                <w:rFonts w:ascii="Avenir Next" w:hAnsi="Avenir Next" w:cs="Avenir Next" w:eastAsia="Avenir Next"/>
-                <w:color w:val="1A1A1A"/>
-                <w:sz w:val="20"/>
-                <w:szCs w:val="20"/>
-              </w:rPr>
               <w:tab/>
             </w:r>
             <w:r>
               <w:rPr>
                 <w:rFonts w:ascii="Avenir Next" w:hAnsi="Avenir Next" w:cs="Avenir Next" w:eastAsia="Avenir Next"/>
                 <w:color w:val="1A1A1A"/>
-                <w:sz w:val="20"/>
+                <w:sz w:val="22"/>
                 <w:szCs w:val="20"/>
               </w:rPr>
               <w:t xml:space="preserve">Two friends share 36 stickers in the ratio 2 : 7. Find both shares.</w:t>
@@ -3163,7 +3164,7 @@
                 <w:rFonts w:ascii="Avenir Next" w:hAnsi="Avenir Next" w:cs="Avenir Next" w:eastAsia="Avenir Next"/>
                 <w:b/>
                 <w:color w:val="1A1A1A"/>
-                <w:sz w:val="18"/>
+                <w:sz w:val="22"/>
                 <w:szCs w:val="18"/>
               </w:rPr>
               <w:t xml:space="preserve">Shares</w:t>
@@ -3238,25 +3239,25 @@
                 <w:rFonts w:ascii="Avenir Next" w:hAnsi="Avenir Next" w:cs="Avenir Next" w:eastAsia="Avenir Next"/>
                 <w:b/>
                 <w:color w:val="1A1A1A"/>
+                <w:sz w:val="22"/>
+                <w:szCs w:val="20"/>
+              </w:rPr>
+              <w:t xml:space="preserve">3.</w:t>
+            </w:r>
+            <w:r>
+              <w:rPr>
+                <w:rFonts w:ascii="Avenir Next" w:hAnsi="Avenir Next" w:cs="Avenir Next" w:eastAsia="Avenir Next"/>
+                <w:color w:val="1A1A1A"/>
                 <w:sz w:val="20"/>
                 <w:szCs w:val="20"/>
               </w:rPr>
-              <w:t xml:space="preserve">3.</w:t>
-            </w:r>
-            <w:r>
-              <w:rPr>
-                <w:rFonts w:ascii="Avenir Next" w:hAnsi="Avenir Next" w:cs="Avenir Next" w:eastAsia="Avenir Next"/>
-                <w:color w:val="1A1A1A"/>
-                <w:sz w:val="20"/>
-                <w:szCs w:val="20"/>
-              </w:rPr>
               <w:tab/>
             </w:r>
             <w:r>
               <w:rPr>
                 <w:rFonts w:ascii="Avenir Next" w:hAnsi="Avenir Next" w:cs="Avenir Next" w:eastAsia="Avenir Next"/>
                 <w:color w:val="1A1A1A"/>
-                <w:sz w:val="20"/>
+                <w:sz w:val="22"/>
                 <w:szCs w:val="20"/>
               </w:rPr>
               <w:t xml:space="preserve">To find the value of one box, divide the total by the —</w:t>
@@ -3312,25 +3313,25 @@
                       <w:rFonts w:ascii="Avenir Next" w:hAnsi="Avenir Next" w:cs="Avenir Next" w:eastAsia="Avenir Next"/>
                       <w:b/>
                       <w:color w:val="003A70"/>
+                      <w:sz w:val="22"/>
+                      <w:szCs w:val="19"/>
+                    </w:rPr>
+                    <w:t xml:space="preserve">A</w:t>
+                  </w:r>
+                  <w:r>
+                    <w:rPr>
+                      <w:rFonts w:ascii="Avenir Next" w:hAnsi="Avenir Next" w:cs="Avenir Next" w:eastAsia="Avenir Next"/>
+                      <w:color w:val="1A1A1A"/>
                       <w:sz w:val="19"/>
                       <w:szCs w:val="19"/>
                     </w:rPr>
-                    <w:t xml:space="preserve">A</w:t>
-                  </w:r>
-                  <w:r>
-                    <w:rPr>
-                      <w:rFonts w:ascii="Avenir Next" w:hAnsi="Avenir Next" w:cs="Avenir Next" w:eastAsia="Avenir Next"/>
-                      <w:color w:val="1A1A1A"/>
-                      <w:sz w:val="19"/>
-                      <w:szCs w:val="19"/>
-                    </w:rPr>
                     <w:tab/>
                   </w:r>
                   <w:r>
                     <w:rPr>
                       <w:rFonts w:ascii="Avenir Next" w:hAnsi="Avenir Next" w:cs="Avenir Next" w:eastAsia="Avenir Next"/>
                       <w:color w:val="1A1A1A"/>
-                      <w:sz w:val="19"/>
+                      <w:sz w:val="22"/>
                       <w:szCs w:val="19"/>
                     </w:rPr>
                     <w:t xml:space="preserve">total parts</w:t>
@@ -3355,25 +3356,25 @@
                       <w:rFonts w:ascii="Avenir Next" w:hAnsi="Avenir Next" w:cs="Avenir Next" w:eastAsia="Avenir Next"/>
                       <w:b/>
                       <w:color w:val="003A70"/>
+                      <w:sz w:val="22"/>
+                      <w:szCs w:val="19"/>
+                    </w:rPr>
+                    <w:t xml:space="preserve">B</w:t>
+                  </w:r>
+                  <w:r>
+                    <w:rPr>
+                      <w:rFonts w:ascii="Avenir Next" w:hAnsi="Avenir Next" w:cs="Avenir Next" w:eastAsia="Avenir Next"/>
+                      <w:color w:val="1A1A1A"/>
                       <w:sz w:val="19"/>
                       <w:szCs w:val="19"/>
                     </w:rPr>
-                    <w:t xml:space="preserve">B</w:t>
-                  </w:r>
-                  <w:r>
-                    <w:rPr>
-                      <w:rFonts w:ascii="Avenir Next" w:hAnsi="Avenir Next" w:cs="Avenir Next" w:eastAsia="Avenir Next"/>
-                      <w:color w:val="1A1A1A"/>
-                      <w:sz w:val="19"/>
-                      <w:szCs w:val="19"/>
-                    </w:rPr>
                     <w:tab/>
                   </w:r>
                   <w:r>
                     <w:rPr>
                       <w:rFonts w:ascii="Avenir Next" w:hAnsi="Avenir Next" w:cs="Avenir Next" w:eastAsia="Avenir Next"/>
                       <w:color w:val="1A1A1A"/>
-                      <w:sz w:val="19"/>
+                      <w:sz w:val="22"/>
                       <w:szCs w:val="19"/>
                     </w:rPr>
                     <w:t xml:space="preserve">larger term</w:t>
@@ -3398,25 +3399,25 @@
                       <w:rFonts w:ascii="Avenir Next" w:hAnsi="Avenir Next" w:cs="Avenir Next" w:eastAsia="Avenir Next"/>
                       <w:b/>
                       <w:color w:val="003A70"/>
+                      <w:sz w:val="22"/>
+                      <w:szCs w:val="19"/>
+                    </w:rPr>
+                    <w:t xml:space="preserve">C</w:t>
+                  </w:r>
+                  <w:r>
+                    <w:rPr>
+                      <w:rFonts w:ascii="Avenir Next" w:hAnsi="Avenir Next" w:cs="Avenir Next" w:eastAsia="Avenir Next"/>
+                      <w:color w:val="1A1A1A"/>
                       <w:sz w:val="19"/>
                       <w:szCs w:val="19"/>
                     </w:rPr>
-                    <w:t xml:space="preserve">C</w:t>
-                  </w:r>
-                  <w:r>
-                    <w:rPr>
-                      <w:rFonts w:ascii="Avenir Next" w:hAnsi="Avenir Next" w:cs="Avenir Next" w:eastAsia="Avenir Next"/>
-                      <w:color w:val="1A1A1A"/>
-                      <w:sz w:val="19"/>
-                      <w:szCs w:val="19"/>
-                    </w:rPr>
                     <w:tab/>
                   </w:r>
                   <w:r>
                     <w:rPr>
                       <w:rFonts w:ascii="Avenir Next" w:hAnsi="Avenir Next" w:cs="Avenir Next" w:eastAsia="Avenir Next"/>
                       <w:color w:val="1A1A1A"/>
-                      <w:sz w:val="19"/>
+                      <w:sz w:val="22"/>
                       <w:szCs w:val="19"/>
                     </w:rPr>
                     <w:t xml:space="preserve">smaller term</w:t>
@@ -3441,25 +3442,25 @@
                       <w:rFonts w:ascii="Avenir Next" w:hAnsi="Avenir Next" w:cs="Avenir Next" w:eastAsia="Avenir Next"/>
                       <w:b/>
                       <w:color w:val="003A70"/>
+                      <w:sz w:val="22"/>
+                      <w:szCs w:val="19"/>
+                    </w:rPr>
+                    <w:t xml:space="preserve">D</w:t>
+                  </w:r>
+                  <w:r>
+                    <w:rPr>
+                      <w:rFonts w:ascii="Avenir Next" w:hAnsi="Avenir Next" w:cs="Avenir Next" w:eastAsia="Avenir Next"/>
+                      <w:color w:val="1A1A1A"/>
                       <w:sz w:val="19"/>
                       <w:szCs w:val="19"/>
                     </w:rPr>
-                    <w:t xml:space="preserve">D</w:t>
-                  </w:r>
-                  <w:r>
-                    <w:rPr>
-                      <w:rFonts w:ascii="Avenir Next" w:hAnsi="Avenir Next" w:cs="Avenir Next" w:eastAsia="Avenir Next"/>
-                      <w:color w:val="1A1A1A"/>
-                      <w:sz w:val="19"/>
-                      <w:szCs w:val="19"/>
-                    </w:rPr>
                     <w:tab/>
                   </w:r>
                   <w:r>
                     <w:rPr>
                       <w:rFonts w:ascii="Avenir Next" w:hAnsi="Avenir Next" w:cs="Avenir Next" w:eastAsia="Avenir Next"/>
                       <w:color w:val="1A1A1A"/>
-                      <w:sz w:val="19"/>
+                      <w:sz w:val="22"/>
                       <w:szCs w:val="19"/>
                     </w:rPr>
                     <w:t xml:space="preserve">difference</w:t>
@@ -3509,7 +3510,7 @@
         <w:rPr>
           <w:rFonts w:ascii="Avenir Next" w:hAnsi="Avenir Next" w:cs="Avenir Next" w:eastAsia="Avenir Next"/>
           <w:color w:val="1A1A1A"/>
-          <w:sz w:val="17"/>
+          <w:sz w:val="22"/>
           <w:szCs w:val="17"/>
         </w:rPr>
         <w:t xml:space="preserve">  I got it</w:t>
@@ -3527,7 +3528,7 @@
         <w:rPr>
           <w:rFonts w:ascii="Avenir Next" w:hAnsi="Avenir Next" w:cs="Avenir Next" w:eastAsia="Avenir Next"/>
           <w:color w:val="1A1A1A"/>
-          <w:sz w:val="17"/>
+          <w:sz w:val="22"/>
           <w:szCs w:val="17"/>
         </w:rPr>
         <w:t xml:space="preserve">  Almost</w:t>
@@ -3545,7 +3546,7 @@
         <w:rPr>
           <w:rFonts w:ascii="Avenir Next" w:hAnsi="Avenir Next" w:cs="Avenir Next" w:eastAsia="Avenir Next"/>
           <w:color w:val="1A1A1A"/>
-          <w:sz w:val="17"/>
+          <w:sz w:val="22"/>
           <w:szCs w:val="17"/>
         </w:rPr>
         <w:t xml:space="preserve">  I need help</w:t>
@@ -3639,7 +3640,106 @@
               <w:sz w:val="15"/>
               <w:szCs w:val="15"/>
             </w:rPr>
-            <w:t xml:space="preserve">Lesson 3-1  ·  Exit Tickets  ·  two per page</w:t>
+            <w:t xml:space="preserve">3-1 · Page </w:t>
+          </w:r>
+          <w:r>
+            <w:rPr>
+              <w:rFonts w:ascii="Avenir Next" w:hAnsi="Avenir Next" w:cs="Avenir Next" w:eastAsia="Avenir Next"/>
+              <w:color w:val="5A5F66"/>
+              <w:sz w:val="15"/>
+              <w:szCs w:val="15"/>
+            </w:rPr>
+            <w:fldChar w:fldCharType="begin"/>
+          </w:r>
+          <w:r>
+            <w:rPr>
+              <w:rFonts w:ascii="Avenir Next" w:hAnsi="Avenir Next" w:cs="Avenir Next" w:eastAsia="Avenir Next"/>
+              <w:color w:val="5A5F66"/>
+              <w:sz w:val="15"/>
+              <w:szCs w:val="15"/>
+            </w:rPr>
+            <w:instrText xml:space="preserve"> PAGE </w:instrText>
+          </w:r>
+          <w:r>
+            <w:rPr>
+              <w:rFonts w:ascii="Avenir Next" w:hAnsi="Avenir Next" w:cs="Avenir Next" w:eastAsia="Avenir Next"/>
+              <w:color w:val="5A5F66"/>
+              <w:sz w:val="15"/>
+              <w:szCs w:val="15"/>
+            </w:rPr>
+            <w:fldChar w:fldCharType="separate"/>
+          </w:r>
+          <w:r>
+            <w:rPr>
+              <w:rFonts w:ascii="Avenir Next" w:hAnsi="Avenir Next" w:cs="Avenir Next" w:eastAsia="Avenir Next"/>
+              <w:color w:val="5A5F66"/>
+              <w:sz w:val="15"/>
+              <w:szCs w:val="15"/>
+            </w:rPr>
+            <w:t xml:space="preserve">1</w:t>
+          </w:r>
+          <w:r>
+            <w:rPr>
+              <w:rFonts w:ascii="Avenir Next" w:hAnsi="Avenir Next" w:cs="Avenir Next" w:eastAsia="Avenir Next"/>
+              <w:color w:val="5A5F66"/>
+              <w:sz w:val="15"/>
+              <w:szCs w:val="15"/>
+            </w:rPr>
+            <w:fldChar w:fldCharType="end"/>
+          </w:r>
+          <w:r>
+            <w:rPr>
+              <w:rFonts w:ascii="Avenir Next" w:hAnsi="Avenir Next" w:cs="Avenir Next" w:eastAsia="Avenir Next"/>
+              <w:color w:val="5A5F66"/>
+              <w:sz w:val="15"/>
+              <w:szCs w:val="15"/>
+            </w:rPr>
+            <w:t xml:space="preserve"> of </w:t>
+          </w:r>
+          <w:r>
+            <w:rPr>
+              <w:rFonts w:ascii="Avenir Next" w:hAnsi="Avenir Next" w:cs="Avenir Next" w:eastAsia="Avenir Next"/>
+              <w:color w:val="5A5F66"/>
+              <w:sz w:val="15"/>
+              <w:szCs w:val="15"/>
+            </w:rPr>
+            <w:fldChar w:fldCharType="begin"/>
+          </w:r>
+          <w:r>
+            <w:rPr>
+              <w:rFonts w:ascii="Avenir Next" w:hAnsi="Avenir Next" w:cs="Avenir Next" w:eastAsia="Avenir Next"/>
+              <w:color w:val="5A5F66"/>
+              <w:sz w:val="15"/>
+              <w:szCs w:val="15"/>
+            </w:rPr>
+            <w:instrText xml:space="preserve"> NUMPAGES </w:instrText>
+          </w:r>
+          <w:r>
+            <w:rPr>
+              <w:rFonts w:ascii="Avenir Next" w:hAnsi="Avenir Next" w:cs="Avenir Next" w:eastAsia="Avenir Next"/>
+              <w:color w:val="5A5F66"/>
+              <w:sz w:val="15"/>
+              <w:szCs w:val="15"/>
+            </w:rPr>
+            <w:fldChar w:fldCharType="separate"/>
+          </w:r>
+          <w:r>
+            <w:rPr>
+              <w:rFonts w:ascii="Avenir Next" w:hAnsi="Avenir Next" w:cs="Avenir Next" w:eastAsia="Avenir Next"/>
+              <w:color w:val="5A5F66"/>
+              <w:sz w:val="15"/>
+              <w:szCs w:val="15"/>
+            </w:rPr>
+            <w:t xml:space="preserve">1</w:t>
+          </w:r>
+          <w:r>
+            <w:rPr>
+              <w:rFonts w:ascii="Avenir Next" w:hAnsi="Avenir Next" w:cs="Avenir Next" w:eastAsia="Avenir Next"/>
+              <w:color w:val="5A5F66"/>
+              <w:sz w:val="15"/>
+              <w:szCs w:val="15"/>
+            </w:rPr>
+            <w:fldChar w:fldCharType="end"/>
           </w:r>
         </w:p>
       </w:tc>
@@ -3682,5 +3782,23 @@
       </w:tblCellMar>
     </w:tblPr>
   </w:style>
+  <w:style w:type="paragraph" w:styleId="Heading1">
+    <w:name w:val="heading 1"/>
+    <w:basedOn w:val="Normal"/>
+    <w:pPr>
+      <w:outlineLvl w:val="0"/>
+      <w:keepNext w:val="0"/>
+      <w:keepLines w:val="0"/>
+    </w:pPr>
+  </w:style>
+  <w:style w:type="paragraph" w:styleId="Heading2">
+    <w:name w:val="heading 2"/>
+    <w:basedOn w:val="Normal"/>
+    <w:pPr>
+      <w:outlineLvl w:val="1"/>
+      <w:keepNext w:val="0"/>
+      <w:keepLines w:val="0"/>
+    </w:pPr>
+  </w:style>
 </w:styles>
 </file>